--- a/docs/thesis/Punim_Diplome_Florent_Latifi_Kapitujt_1-4.docx
+++ b/docs/thesis/Punim_Diplome_Florent_Latifi_Kapitujt_1-4.docx
@@ -1573,7 +1573,7 @@
           <w:caps w:val="0"/>
           <w:sz w:val="24"/>
         </w:rPr>
-        <w:t>Ky punim merret me hapësirën mes gjetjes së problemit dhe ndreqjes së tij, për gjuhën Java. Kontributi i tij kryesor është një zinxhir i vetëm që i lidh tri hapa që literatura zakonisht i trajton veç e veç: detektimin e erës, rishkrimin e kodit dhe verifikimin e rishkrimit. Konkretisht, punimi sjell tri gjëra. E para, një krahasim të drejtpërdrejtë të dy qasjeve të detektimit, strategjive me metrika dhe një klasifikuesi të trajnuar mbi të njëjtat metrika, mbi të njëjtin dataset publik të etiketuar nga zhvillues profesionistë, me të njëjtën ndarje të të dhënave dhe me të njëjtën mënyrë pikëzimi. E dyta, një motor refaktorimi që nuk ndalet te njoftimi: e rishkruan kodin kur transformimi është i sigurt, dhe kur nuk është, e refuzon dhe e shënon arsyen. E treta, matjen e asaj që ndodh pas rishkrimit, pra nëse kodi kompilon ende dhe nëse era u hoq vërtet. I gjithë eksperimenti riprodhohet me komanda të dokumentuara.</w:t>
+        <w:t>Ky punim merret me hapësirën mes gjetjes së problemit dhe ndreqjes së tij, për gjuhën Java. Kontributi i tij kryesor është një zinxhir i vetëm që i lidh tre hapa që literatura zakonisht i trajton veç e veç: detektimin e erës, rishkrimin e kodit dhe verifikimin e rishkrimit. Konkretisht, punimi sjell tri gjëra. E para, një krahasim të drejtpërdrejtë të dy qasjeve të detektimit, strategjive me metrika dhe një klasifikuesi të trajnuar mbi të njëjtat metrika, mbi të njëjtin dataset publik të etiketuar nga zhvillues profesionistë, me të njëjtën ndarje të të dhënave dhe me të njëjtën mënyrë pikëzimi. E dyta, një motor refaktorimi që nuk ndalet te njoftimi: e rishkruan kodin kur transformimi është i sigurt, dhe kur nuk është, e refuzon dhe e shënon arsyen. E treta, matjen e asaj që ndodh pas rishkrimit, pra nëse kodi kompilon ende dhe nëse era u hoq vërtet. I gjithë eksperimenti riprodhohet me komanda të dokumentuara.</w:t>
       </w:r>
     </w:p>
     <w:p>
@@ -1589,7 +1589,7 @@
           <w:caps w:val="0"/>
           <w:sz w:val="24"/>
         </w:rPr>
-        <w:t>Një transformim quhet këtu i sigurt kur plotëson dy kushte. Para aplikimit duhet të provohen parakushtet e tij, në kuptimin e Opdyke (1992): për shembull, Extract Method refuzohet kur nga blloku që do të nxirret del një return, break ose continue, sepse metoda e re do ta ndryshonte rrjedhën e programit. Ky kontroll bëhet mbi pemën sintaksore të kodit, jo mbi tekstin e tij. Pas aplikimit, rishkrimi kontrollohet në tri mënyra: skedari duhet të parsohet sërish, kompilatori javac nuk duhet të japë asnjë lloj të ri gabimi krahasuar me versionin para rishkrimit, dhe klasa matet sërish me të njëjtët detektorë për të parë nëse era u hoq. Siguria në këtë punim do të thotë pra se kodi mbetet i vlefshëm dhe se era hiqet. Që programi sillet njësoj edhe kur ekzekutohet është garanci më e fortë, të cilën ky punim nuk e jep (Nënkapitulli 3.4).</w:t>
+        <w:t>Një transformim quhet këtu i sigurt kur plotëson dy kushte. Para aplikimit duhet të provohen parakushtet e tij, në kuptimin e Opdyke (1992): për shembull, Extract Method refuzohet kur nga blloku që do të nxirret del një return, break ose continue, sepse metoda e re do ta ndryshonte rrjedhën e programit. Ky kontroll bëhet mbi pemën sintaksore të kodit, jo mbi tekstin e tij. Pas aplikimit, rishkrimi kontrollohet në tri mënyra: skedari duhet të parsohet sërish, kompilatori javac nuk duhet të japë asnjë lloj të ri gabimi krahasuar me versionin para rishkrimit, dhe klasa matet sërish me të njëjtët detektorë për të parë nëse era u hoq. Siguria në këtë punim do të thotë pra se kodi mbetet i vlefshëm dhe se era hiqet. Që programi të sillet njësoj edhe kur ekzekutohet do të ishte garanci më e fortë, por ky punim nuk e jep (Nënkapitulli 3.4).</w:t>
       </w:r>
     </w:p>
     <w:p>
@@ -2198,7 +2198,7 @@
           <w:caps w:val="0"/>
           <w:sz w:val="24"/>
         </w:rPr>
-        <w:t>Ky punim u përgjigjet të treve, dhe pikërisht kjo e dallon nga studimet e përmendura. Ndryshe nga Lanza &amp; Marinescu (2006), pragjet e strategjive nuk merren si të sakta, por maten kundrejt gjykimit të zhvilluesve profesionistë të MLCQ-së. Ndryshe nga Arcelli Fontana et al. (2016), rregullat dhe modelet vlerësohen mbi të njëjtat mostra, me të njëjtin kod pikëzimi, dhe ndarja e të dhënave bëhet sipas depos, ndaj shifra nuk fryhet nga mostra të të njëjtit projekt në trajnim dhe në testim. Ndryshe nga Madeyski &amp; Lewowski (2023), që përdorën metrikat e mjeteve të përgjithshme të analizës statike, modeli trajnohet mbi metrikat që lexojnë vetë strategjitë, dhe një ablacion me vetëm ato metrika tregon sa nga dallimi vjen nga kufiri i mësuar. Ndryshe nga Tsantalis &amp; Chatzigeorgiou (2009), që propozojnë një transformim dhe vendimin ia lënë projektuesit, këtu transformimi aplikohet, verifikohet me kompilator dhe matet nëse e hoqi erën, sepse Bavota et al. (2015) treguan se refaktorimi rrallë e heq erën vetvetiu. Kapitulli 3 i kthen këto vërejtje në problemin dhe pyetjet e punimit.</w:t>
+        <w:t>Ky punim u përgjigjet të triave, dhe pikërisht kjo e dallon nga studimet e përmendura. Ndryshe nga Lanza &amp; Marinescu (2006), pragjet e strategjive nuk merren si të sakta, por maten kundrejt gjykimit të zhvilluesve profesionistë të MLCQ-së. Ndryshe nga Arcelli Fontana et al. (2016), rregullat dhe modelet vlerësohen mbi të njëjtat mostra, me të njëjtin kod pikëzimi, dhe ndarja e të dhënave bëhet sipas depos, ndaj shifra nuk fryhet nga mostra të të njëjtit projekt në trajnim dhe në testim. Ndryshe nga Madeyski &amp; Lewowski (2023), që përdorën metrikat e mjeteve të përgjithshme të analizës statike, modeli trajnohet mbi metrikat e vetë sistemit, përfshirë ato që lexojnë strategjitë, dhe një ablacion me vetëm metrikat e strategjisë tregon sa nga dallimi vjen nga kufiri i mësuar. Ndryshe nga Tsantalis &amp; Chatzigeorgiou (2009), që propozojnë një transformim dhe vendimin ia lënë projektuesit, këtu transformimi aplikohet, verifikohet me kompilator dhe matet nëse e hoqi erën, sepse Bavota et al. (2015) treguan se refaktorimi rrallë e heq erën vetvetiu. Kapitulli 3 i kthen këto vërejtje në problemin dhe pyetjet e punimit.</w:t>
       </w:r>
     </w:p>
     <w:p>
@@ -2366,7 +2366,7 @@
           <w:caps w:val="0"/>
           <w:sz w:val="24"/>
         </w:rPr>
-        <w:t>PK3: A mund të aplikohen automatikisht refaktorimet e propozuara pa shtuar gabime të reja kompilimi, dhe a e heqin ato erën që i shkaktoi, sipas rimatjes me të njëjtat metrika?</w:t>
+        <w:t>PK3: A mund të aplikohen automatikisht refaktorimet e propozuara pa shtuar gabime të reja kompilimi, dhe a e heqin ato erën për të cilën u propozuan, sipas rimatjes me të njëjtat metrika?</w:t>
       </w:r>
     </w:p>
     <w:p>

--- a/docs/thesis/Punim_Diplome_Florent_Latifi_Kapitujt_1-4.docx
+++ b/docs/thesis/Punim_Diplome_Florent_Latifi_Kapitujt_1-4.docx
@@ -600,7 +600,7 @@
           <w:caps w:val="0"/>
           <w:sz w:val="24"/>
         </w:rPr>
-        <w:t>Dy rezultate janë negative dhe raportohen si të tilla. Ashpërsia që sistemi e derivon nga teprica mbi pragje nuk e riprodhon gjykimin e rishikuesve: pajtimi i matur me kappa me peshë qëndron te 0.007 deri 0.293, dhe gabimi anon nga mbivlerësimi. Po ashtu, vetë rishikuesit pajtohen mes tyre me MCC 0.022 deri 0.238, çka tregon se një pjesë e pareduktueshme e gabimit të çdo detektori i takon përkufizimit të erës dhe jo detektorit. Motori i refaktorimit automatizon tri transformime dhe transformoi 22.4% të vendeve të detektuara; refuzimi trajtohet si rezultat i saktë dhe numërohet. Kontributi kryesor nuk është një shifër e vetme, por një zinxhir i plotë dhe i riprodhueshëm, nga korpusi deri te rezultati.</w:t>
+        <w:t>Dy rezultate janë negative dhe raportohen si të tilla. Ashpërsia që sistemi e derivon nga teprica mbi pragje nuk e riprodhon gjykimin e rishikuesve: pajtimi i matur me kappa me peshë qëndron te 0.007 deri 0.293, dhe gabimi anon nga mbivlerësimi. Po ashtu, vetë rishikuesit pajtohen mes tyre me MCC 0.022 deri 0.238, çka tregon se një pjesë e pareduktueshme e gabimit të çdo detektori i takon përkufizimit të erës dhe jo detektorit. Motori i refaktorimit automatizon tri transformime dhe transformoi 22.4% të vendeve të detektuara; refuzimi trajtohet si rezultat i saktë dhe numërohet. Leximi i 60 rishkrimeve tregon se 62.9% e tyre, të ripeshuara, janë të pranueshme për një zhvillues: Replace Nested Conditional with Guard Clauses gjithmonë, Introduce Parameter Object asnjëherë, sepse e heq erën nga matja dhe jo nga kodi. Kontributi kryesor nuk është një shifër e vetme, por një zinxhir i plotë dhe i riprodhueshëm, nga korpusi deri te rezultati.</w:t>
       </w:r>
     </w:p>
     <w:p>
@@ -5115,6 +5115,22 @@
     </w:p>
     <w:p>
       <w:pPr>
+        <w:spacing w:line="360" w:lineRule="auto"/>
+        <w:ind w:firstLine="360"/>
+        <w:jc w:val="both"/>
+      </w:pPr>
+      <w:r>
+        <w:rPr>
+          <w:rFonts w:ascii="Times New Roman" w:hAnsi="Times New Roman" w:eastAsia="Times New Roman"/>
+          <w:b w:val="0"/>
+          <w:caps w:val="0"/>
+          <w:sz w:val="24"/>
+        </w:rPr>
+        <w:t>Ndërfaqja ka dy mënyra leximi. Mënyra teknike përdor emrat e literaturës, si Feature Envy ose klauzola «WOC &lt; 0.333». Mënyra e thjeshtë, që hapet si parazgjedhje për një vizitor të ri, i jep çdo ere, metrike, ashpërsie dhe refaktorimi një emër shqip dhe një fjali që e shpjegon, dhe çdo klauzolë e lexon si fjali: «Rreshtat e kodit të metodës: 77 (problem kur është mbi 35)». Shpjegimet janë në një fjalor të vetëm, që e lexojnë njësoj ndërfaqja dhe rreshti i komandës me opsionin --thjeshte, dhe testet kontrollojnë që çdo term që prodhon sistemi të ketë shpjegim.</w:t>
+      </w:r>
+    </w:p>
+    <w:p>
+      <w:pPr>
         <w:pStyle w:val="Heading2"/>
       </w:pPr>
       <w:r>
@@ -5570,7 +5586,7 @@
           <w:caps w:val="0"/>
           <w:sz w:val="24"/>
         </w:rPr>
-        <w:t>Rregulli kryesor është që asnjë prag, metrikë apo detektor nuk ndryshohet vetëm që të kalojë një test; kur kodi dhe testi nuk pajtohen, gjendet më parë cili është i gabuar. Në verifikimin e fundit, më 25 shtator 2026, kaluan 717 teste të backend-it, me mbulim 96% të kodit, dhe 165 teste të ndërfaqes.</w:t>
+        <w:t>Rregulli kryesor është që asnjë prag, metrikë apo detektor nuk ndryshohet vetëm që të kalojë një test; kur kodi dhe testi nuk pajtohen, gjendet më parë cili është i gabuar. Në verifikimin e fundit, më 8 tetor 2026, kaluan 797 teste të backend-it, me mbulim 96% të kodit, dhe 173 teste të ndërfaqes.</w:t>
       </w:r>
     </w:p>
     <w:p>
@@ -5658,6 +5674,22 @@
           <w:sz w:val="24"/>
         </w:rPr>
         <w:t xml:space="preserve"> Eksperimentet u ekzekutuan në një laptop pa kartë grafike të dedikuar, me Windows 11, Python 3.13.1 dhe JDK 21. Çdo skedar rezultati mban commit-in e kodit që e prodhoi, platformën dhe versionin e Python-it, ndaj një shifër lidhet gjithmonë me kodin e saktë që e nxori. Trajnimi i modeleve zgjat disa minuta, ndërsa ekzekutimi i motorit të refaktorimit mbi tërë korpusin disa orë, sepse javac thirret dy herë për çdo skedar të rishkruar. Asnjë hap nuk kërkon shërbim në re apo me pagesë.</w:t>
+      </w:r>
+    </w:p>
+    <w:p>
+      <w:pPr>
+        <w:spacing w:line="360" w:lineRule="auto"/>
+        <w:ind w:firstLine="360"/>
+        <w:jc w:val="both"/>
+      </w:pPr>
+      <w:r>
+        <w:rPr>
+          <w:rFonts w:ascii="Times New Roman" w:hAnsi="Times New Roman" w:eastAsia="Times New Roman"/>
+          <w:b w:val="0"/>
+          <w:caps w:val="0"/>
+          <w:sz w:val="24"/>
+        </w:rPr>
+        <w:t>Mjeti shpërndahet edhe si imazh Docker në GitHub Container Registry, me Python-in, JDK-në dhe git-in brenda, ndaj mund të nisë me një komandë të vetme pa instaluar asgjë tjetër.</w:t>
       </w:r>
     </w:p>
     <w:p>
